--- a/docs/Lessons/Lesson 12 - Hearing It Happen/Keys/Lesson_12_Key_Unreal.docx
+++ b/docs/Lessons/Lesson 12 - Hearing It Happen/Keys/Lesson_12_Key_Unreal.docx
@@ -108,7 +108,7 @@
         <w:spacing w:after="160"/>
       </w:pPr>
       <w:r>
-        <w:t xml:space="preserve">No new Blueprint mechanism this week - Play Sound 2D was already fully established by Lesson 3, so this lesson is purely about wiring it into the correct existing Custom Events and Branches (from Lessons 4, 6, 10, 11).</w:t>
+        <w:t xml:space="preserve">No new Blueprint mechanism this week - Play Sound 2D was already fully established by Lesson 3, so this lesson is purely about wiring it into the correct existing Custom Events and Branches (from Lessons 4, 8, 11).</w:t>
       </w:r>
     </w:p>
     <w:p>
@@ -142,7 +142,20 @@
         <w:spacing w:after="60"/>
       </w:pPr>
       <w:r>
-        <w:t xml:space="preserve">Play Sound 2D(sfx_wave.wav) and Play Sound 2D(sfx_lose.wav) are the two genuinely new sounds, wired into the exact two Branch cases Lesson 11 and Lesson 10 already built.</w:t>
+        <w:t xml:space="preserve">Play Sound 2D(sfx_wave.wav) is the one genuinely new sound this week, wired into the False case of the nested Branch Lesson 11 already built.</w:t>
+      </w:r>
+    </w:p>
+    <w:p>
+      <w:pPr>
+        <w:pStyle w:val="ListParagraph"/>
+        <w:numPr>
+          <w:ilvl w:val="0"/>
+          <w:numId w:val="2"/>
+        </w:numPr>
+        <w:spacing w:after="60"/>
+      </w:pPr>
+      <w:r>
+        <w:t xml:space="preserve">Play Sound 2D(sfx_gameover.wav), optional since Lesson 8, becomes mandatory starting today - if a student skipped it, this is the lesson where it has to go in.</w:t>
       </w:r>
     </w:p>
     <w:p>
@@ -270,7 +283,7 @@
         <w:spacing w:after="60"/>
       </w:pPr>
       <w:r>
-        <w:t xml:space="preserve">Placing a sound node in HandleEnemyEscaped before the Lives -= 1 update rather than after, which is harmless here but inconsistent with every other engine's ordering this week.</w:t>
+        <w:t xml:space="preserve">Skipping sfx_gameover.wav because it was optional before - it's mandatory as of this lesson.</w:t>
       </w:r>
     </w:p>
     <w:sectPr>
